--- a/Documentation/3MF_Editor_Guide_v1_00.docx
+++ b/Documentation/3MF_Editor_Guide_v1_00.docx
@@ -1,6 +1,6 @@
 
 <file path=word/document.xml><?xml version="1.0" encoding="utf-8"?>
-<w:document xmlns:wpc="http://schemas.microsoft.com/office/word/2010/wordprocessingCanvas" xmlns:cx="http://schemas.microsoft.com/office/drawing/2014/chartex" xmlns:cx1="http://schemas.microsoft.com/office/drawing/2015/9/8/chartex" xmlns:cx2="http://schemas.microsoft.com/office/drawing/2015/10/21/chartex" xmlns:cx3="http://schemas.microsoft.com/office/drawing/2016/5/9/chartex" xmlns:cx4="http://schemas.microsoft.com/office/drawing/2016/5/10/chartex" xmlns:cx5="http://schemas.microsoft.com/office/drawing/2016/5/11/chartex" xmlns:cx6="http://schemas.microsoft.com/office/drawing/2016/5/12/chartex" xmlns:cx7="http://schemas.microsoft.com/office/drawing/2016/5/13/chartex" xmlns:cx8="http://schemas.microsoft.com/office/drawing/2016/5/14/chartex" xmlns:mc="http://schemas.openxmlformats.org/markup-compatibility/2006" xmlns:aink="http://schemas.microsoft.com/office/drawing/2016/ink" xmlns:am3d="http://schemas.microsoft.com/office/drawing/2017/model3d" xmlns:o="urn:schemas-microsoft-com:office:office" xmlns:r="http://schemas.openxmlformats.org/officeDocument/2006/relationships" xmlns:m="http://schemas.openxmlformats.org/officeDocument/2006/math" xmlns:v="urn:schemas-microsoft-com:vml" xmlns:wp14="http://schemas.microsoft.com/office/word/2010/wordprocessingDrawing" xmlns:wp="http://schemas.openxmlformats.org/drawingml/2006/wordprocessingDrawing" xmlns:w10="urn:schemas-microsoft-com:office:word" xmlns:w="http://schemas.openxmlformats.org/wordprocessingml/2006/main" xmlns:w14="http://schemas.microsoft.com/office/word/2010/wordml" xmlns:w15="http://schemas.microsoft.com/office/word/2012/wordml" xmlns:w16cex="http://schemas.microsoft.com/office/word/2018/wordml/cex" xmlns:w16cid="http://schemas.microsoft.com/office/word/2016/wordml/cid" xmlns:w16="http://schemas.microsoft.com/office/word/2018/wordml" xmlns:w16sdtdh="http://schemas.microsoft.com/office/word/2020/wordml/sdtdatahash" xmlns:w16se="http://schemas.microsoft.com/office/word/2015/wordml/symex" xmlns:wpg="http://schemas.microsoft.com/office/word/2010/wordprocessingGroup" xmlns:wpi="http://schemas.microsoft.com/office/word/2010/wordprocessingInk" xmlns:wne="http://schemas.microsoft.com/office/word/2006/wordml" xmlns:wps="http://schemas.microsoft.com/office/word/2010/wordprocessingShape" mc:Ignorable="w14 w15 w16se w16cid w16 w16cex w16sdtdh wp14">
+<w:document xmlns:wpc="http://schemas.microsoft.com/office/word/2010/wordprocessingCanvas" xmlns:cx="http://schemas.microsoft.com/office/drawing/2014/chartex" xmlns:cx1="http://schemas.microsoft.com/office/drawing/2015/9/8/chartex" xmlns:cx2="http://schemas.microsoft.com/office/drawing/2015/10/21/chartex" xmlns:cx3="http://schemas.microsoft.com/office/drawing/2016/5/9/chartex" xmlns:cx4="http://schemas.microsoft.com/office/drawing/2016/5/10/chartex" xmlns:cx5="http://schemas.microsoft.com/office/drawing/2016/5/11/chartex" xmlns:cx6="http://schemas.microsoft.com/office/drawing/2016/5/12/chartex" xmlns:cx7="http://schemas.microsoft.com/office/drawing/2016/5/13/chartex" xmlns:cx8="http://schemas.microsoft.com/office/drawing/2016/5/14/chartex" xmlns:mc="http://schemas.openxmlformats.org/markup-compatibility/2006" xmlns:aink="http://schemas.microsoft.com/office/drawing/2016/ink" xmlns:am3d="http://schemas.microsoft.com/office/drawing/2017/model3d" xmlns:o="urn:schemas-microsoft-com:office:office" xmlns:oel="http://schemas.microsoft.com/office/2019/extlst" xmlns:r="http://schemas.openxmlformats.org/officeDocument/2006/relationships" xmlns:m="http://schemas.openxmlformats.org/officeDocument/2006/math" xmlns:v="urn:schemas-microsoft-com:vml" xmlns:wp14="http://schemas.microsoft.com/office/word/2010/wordprocessingDrawing" xmlns:wp="http://schemas.openxmlformats.org/drawingml/2006/wordprocessingDrawing" xmlns:w10="urn:schemas-microsoft-com:office:word" xmlns:w="http://schemas.openxmlformats.org/wordprocessingml/2006/main" xmlns:w14="http://schemas.microsoft.com/office/word/2010/wordml" xmlns:w15="http://schemas.microsoft.com/office/word/2012/wordml" xmlns:w16cex="http://schemas.microsoft.com/office/word/2018/wordml/cex" xmlns:w16cid="http://schemas.microsoft.com/office/word/2016/wordml/cid" xmlns:w16="http://schemas.microsoft.com/office/word/2018/wordml" xmlns:w16du="http://schemas.microsoft.com/office/word/2023/wordml/word16du" xmlns:w16sdtdh="http://schemas.microsoft.com/office/word/2020/wordml/sdtdatahash" xmlns:w16sdtfl="http://schemas.microsoft.com/office/word/2024/wordml/sdtformatlock" xmlns:w16se="http://schemas.microsoft.com/office/word/2015/wordml/symex" xmlns:wpg="http://schemas.microsoft.com/office/word/2010/wordprocessingGroup" xmlns:wpi="http://schemas.microsoft.com/office/word/2010/wordprocessingInk" xmlns:wne="http://schemas.microsoft.com/office/word/2006/wordml" xmlns:wps="http://schemas.microsoft.com/office/word/2010/wordprocessingShape" mc:Ignorable="w14 w15 w16se w16cid w16 w16cex w16sdtdh w16sdtfl w16du wp14">
   <w:body>
     <w:p>
       <w:pPr>
@@ -450,7 +450,13 @@
         </w:numPr>
       </w:pPr>
       <w:r>
-        <w:t>3mfedit.jar – The editor executable</w:t>
+        <w:t>3</w:t>
+      </w:r>
+      <w:r>
+        <w:t>MF</w:t>
+      </w:r>
+      <w:r>
+        <w:t>edit.jar – The editor executable</w:t>
       </w:r>
       <w:r>
         <w:t>. Double click to run</w:t>
@@ -469,20 +475,6 @@
       </w:r>
     </w:p>
     <w:p>
-      <w:pPr>
-        <w:pStyle w:val="ListParagraph"/>
-        <w:numPr>
-          <w:ilvl w:val="0"/>
-          <w:numId w:val="1"/>
-        </w:numPr>
-      </w:pPr>
-      <w:proofErr w:type="spellStart"/>
-      <w:r>
-        <w:t>consolidated_schema_files</w:t>
-      </w:r>
-      <w:proofErr w:type="spellEnd"/>
-    </w:p>
-    <w:p>
       <w:r>
         <w:t>3</w:t>
       </w:r>
@@ -534,15 +526,7 @@
         <w:t>Copy the test files onto a local or shared drive. Each test case has a properties file</w:t>
       </w:r>
       <w:r>
-        <w:t xml:space="preserve"> with an “</w:t>
-      </w:r>
-      <w:proofErr w:type="spellStart"/>
-      <w:r>
-        <w:t>rnf</w:t>
-      </w:r>
-      <w:proofErr w:type="spellEnd"/>
-      <w:r>
-        <w:t>” extension</w:t>
+        <w:t xml:space="preserve"> with an “rnf” extension</w:t>
       </w:r>
       <w:r>
         <w:t xml:space="preserve">. The properties files </w:t>
@@ -585,13 +569,8 @@
       <w:r>
         <w:t xml:space="preserve">Editor </w:t>
       </w:r>
-      <w:proofErr w:type="gramStart"/>
-      <w:r>
-        <w:t>package, but</w:t>
-      </w:r>
-      <w:proofErr w:type="gramEnd"/>
-      <w:r>
-        <w:t xml:space="preserve"> is only required if you plan to </w:t>
+      <w:r>
+        <w:t xml:space="preserve">package, but is only required if you plan to </w:t>
       </w:r>
       <w:r>
         <w:t>validate</w:t>
@@ -964,25 +943,7 @@
           <w:color w:val="222222"/>
           <w:szCs w:val="20"/>
         </w:rPr>
-        <w:t xml:space="preserve">The edited file can be </w:t>
-      </w:r>
-      <w:proofErr w:type="gramStart"/>
-      <w:r>
-        <w:rPr>
-          <w:rFonts w:eastAsia="Times New Roman" w:cs="Arial"/>
-          <w:color w:val="222222"/>
-          <w:szCs w:val="20"/>
-        </w:rPr>
-        <w:t>save</w:t>
-      </w:r>
-      <w:proofErr w:type="gramEnd"/>
-      <w:r>
-        <w:rPr>
-          <w:rFonts w:eastAsia="Times New Roman" w:cs="Arial"/>
-          <w:color w:val="222222"/>
-          <w:szCs w:val="20"/>
-        </w:rPr>
-        <w:t xml:space="preserve"> with options in the File menu.</w:t>
+        <w:t>The edited file can be save with options in the File menu.</w:t>
       </w:r>
     </w:p>
     <w:p>
@@ -1090,23 +1051,13 @@
     </w:p>
     <w:p>
       <w:r>
-        <w:t xml:space="preserve">Note that the 3MF Editor’s primary purpose was to aid in the development of test cases, which are typically </w:t>
-      </w:r>
-      <w:proofErr w:type="gramStart"/>
-      <w:r>
-        <w:t>fairly small</w:t>
-      </w:r>
-      <w:proofErr w:type="gramEnd"/>
-      <w:r>
-        <w:t xml:space="preserve"> documents. </w:t>
-      </w:r>
-      <w:proofErr w:type="gramStart"/>
-      <w:r>
-        <w:t>Thus</w:t>
-      </w:r>
-      <w:proofErr w:type="gramEnd"/>
-      <w:r>
-        <w:t xml:space="preserve"> the 3MF Editor cannot edit or validate OPC Parts whose uncompressed size is greater than 75 megs. </w:t>
+        <w:t xml:space="preserve">Note that the 3MF Editor’s primary purpose was to aid in the development of test cases, which are typically fairly small documents. Thus the 3MF Editor cannot edit or validate OPC Parts whose uncompressed size is greater than 75 </w:t>
+      </w:r>
+      <w:r>
+        <w:t>MB</w:t>
+      </w:r>
+      <w:r>
+        <w:t xml:space="preserve">. </w:t>
       </w:r>
       <w:r>
         <w:t xml:space="preserve"> </w:t>
@@ -1559,10 +1510,10 @@
         <w:t>s</w:t>
       </w:r>
       <w:r>
-        <w:t xml:space="preserve"> the location for the consolidated 3MF schema. Refer to Appendix B</w:t>
-      </w:r>
-      <w:r>
-        <w:t xml:space="preserve"> for more information.</w:t>
+        <w:t xml:space="preserve"> the location for the consolidated 3MF schema</w:t>
+      </w:r>
+      <w:r>
+        <w:t>, downloaded from the 3MF Test Suite.</w:t>
       </w:r>
     </w:p>
     <w:p>
@@ -1783,14 +1734,12 @@
           <w:b/>
         </w:rPr>
       </w:pPr>
-      <w:proofErr w:type="spellStart"/>
       <w:r>
         <w:rPr>
           <w:b/>
         </w:rPr>
         <w:t>ReDo</w:t>
       </w:r>
-      <w:proofErr w:type="spellEnd"/>
     </w:p>
     <w:p>
       <w:pPr>
@@ -1953,19 +1902,11 @@
           <w:numId w:val="16"/>
         </w:numPr>
       </w:pPr>
-      <w:proofErr w:type="spellStart"/>
       <w:r>
         <w:rPr>
           <w:b/>
         </w:rPr>
-        <w:t>PrettyPrint</w:t>
-      </w:r>
-      <w:proofErr w:type="spellEnd"/>
-      <w:r>
-        <w:rPr>
-          <w:b/>
-        </w:rPr>
-        <w:t xml:space="preserve"> XML in Editor</w:t>
+        <w:t>PrettyPrint XML in Editor</w:t>
       </w:r>
       <w:r>
         <w:rPr>
@@ -2232,15 +2173,7 @@
         <w:t>Validate on Save</w:t>
       </w:r>
       <w:r>
-        <w:t xml:space="preserve"> checkbox - If </w:t>
-      </w:r>
-      <w:proofErr w:type="gramStart"/>
-      <w:r>
-        <w:t>checked,</w:t>
-      </w:r>
-      <w:proofErr w:type="gramEnd"/>
-      <w:r>
-        <w:t xml:space="preserve"> each time the edited XML </w:t>
+        <w:t xml:space="preserve"> checkbox - If checked, each time the edited XML </w:t>
       </w:r>
       <w:r>
         <w:t xml:space="preserve">is </w:t>
@@ -2369,16 +2302,11 @@
     </w:p>
     <w:p>
       <w:r>
-        <w:t xml:space="preserve">The configuration file </w:t>
-      </w:r>
-      <w:proofErr w:type="spellStart"/>
-      <w:r>
-        <w:t>ha</w:t>
-      </w:r>
-      <w:r>
-        <w:t>S</w:t>
-      </w:r>
-      <w:proofErr w:type="spellEnd"/>
+        <w:t>The configuration file ha</w:t>
+      </w:r>
+      <w:r>
+        <w:t>s</w:t>
+      </w:r>
       <w:r>
         <w:t xml:space="preserve"> </w:t>
       </w:r>
@@ -2442,76 +2370,74 @@
         </w:rPr>
         <w:t xml:space="preserve"> </w:t>
       </w:r>
-      <w:proofErr w:type="spellStart"/>
       <w:r>
         <w:rPr>
           <w:sz w:val="16"/>
           <w:szCs w:val="16"/>
         </w:rPr>
-        <w:t>pcurrentDir</w:t>
-      </w:r>
-      <w:proofErr w:type="spellEnd"/>
+        <w:t>pcurrentDir = "C:/</w:t>
+      </w:r>
       <w:r>
         <w:rPr>
           <w:sz w:val="16"/>
           <w:szCs w:val="16"/>
         </w:rPr>
-        <w:t xml:space="preserve"> = "C:/</w:t>
-      </w:r>
-      <w:r>
+        <w:t>Temp/”</w:t>
+      </w:r>
+    </w:p>
+    <w:p>
+      <w:pPr>
+        <w:spacing w:after="0"/>
         <w:rPr>
           <w:sz w:val="16"/>
           <w:szCs w:val="16"/>
         </w:rPr>
-        <w:t>Temp/”</w:t>
-      </w:r>
-    </w:p>
-    <w:p>
-      <w:pPr>
-        <w:spacing w:after="0"/>
+      </w:pPr>
+      <w:r>
         <w:rPr>
           <w:sz w:val="16"/>
           <w:szCs w:val="16"/>
         </w:rPr>
-      </w:pPr>
-      <w:r>
+        <w:t># Schema location</w:t>
+      </w:r>
+    </w:p>
+    <w:p>
+      <w:pPr>
+        <w:spacing w:after="0"/>
         <w:rPr>
           <w:sz w:val="16"/>
           <w:szCs w:val="16"/>
         </w:rPr>
-        <w:t># Schema location</w:t>
-      </w:r>
-    </w:p>
-    <w:p>
-      <w:pPr>
-        <w:spacing w:after="0"/>
+      </w:pPr>
+      <w:r>
         <w:rPr>
           <w:sz w:val="16"/>
           <w:szCs w:val="16"/>
         </w:rPr>
-      </w:pPr>
+        <w:t xml:space="preserve"> </w:t>
+      </w:r>
       <w:r>
         <w:rPr>
           <w:sz w:val="16"/>
           <w:szCs w:val="16"/>
         </w:rPr>
-        <w:t xml:space="preserve"> </w:t>
-      </w:r>
-      <w:proofErr w:type="spellStart"/>
-      <w:r>
+        <w:t>pschemaLoc = "C:/Users/Jim/OneDrive/3MF Project/3MF Specifications/Schemas"</w:t>
+      </w:r>
+    </w:p>
+    <w:p>
+      <w:pPr>
+        <w:spacing w:after="0"/>
         <w:rPr>
           <w:sz w:val="16"/>
           <w:szCs w:val="16"/>
         </w:rPr>
-        <w:t>pschemaLoc</w:t>
-      </w:r>
-      <w:proofErr w:type="spellEnd"/>
+      </w:pPr>
       <w:r>
         <w:rPr>
           <w:sz w:val="16"/>
           <w:szCs w:val="16"/>
         </w:rPr>
-        <w:t xml:space="preserve"> = "C:/Users/Jim/OneDrive/3MF Project/3MF Specifications/Schemas"</w:t>
+        <w:t># Indents used for pretty Printing</w:t>
       </w:r>
     </w:p>
     <w:p>
@@ -2527,55 +2453,53 @@
           <w:sz w:val="16"/>
           <w:szCs w:val="16"/>
         </w:rPr>
-        <w:t># Indents used for pretty Printing</w:t>
-      </w:r>
-    </w:p>
-    <w:p>
-      <w:pPr>
-        <w:spacing w:after="0"/>
+        <w:t xml:space="preserve"> </w:t>
+      </w:r>
+      <w:r>
         <w:rPr>
           <w:sz w:val="16"/>
           <w:szCs w:val="16"/>
         </w:rPr>
-      </w:pPr>
-      <w:r>
+        <w:t>ppindent = "4"</w:t>
+      </w:r>
+    </w:p>
+    <w:p>
+      <w:pPr>
+        <w:spacing w:after="0"/>
         <w:rPr>
           <w:sz w:val="16"/>
           <w:szCs w:val="16"/>
         </w:rPr>
-        <w:t xml:space="preserve"> </w:t>
-      </w:r>
-      <w:proofErr w:type="spellStart"/>
+      </w:pPr>
       <w:r>
         <w:rPr>
           <w:sz w:val="16"/>
           <w:szCs w:val="16"/>
         </w:rPr>
-        <w:t>ppindent</w:t>
-      </w:r>
-      <w:proofErr w:type="spellEnd"/>
-      <w:r>
+        <w:t># Maximum errors reported for 3MF file structure validation</w:t>
+      </w:r>
+    </w:p>
+    <w:p>
+      <w:pPr>
+        <w:spacing w:after="0"/>
         <w:rPr>
           <w:sz w:val="16"/>
           <w:szCs w:val="16"/>
         </w:rPr>
-        <w:t xml:space="preserve"> = "4"</w:t>
-      </w:r>
-    </w:p>
-    <w:p>
-      <w:pPr>
-        <w:spacing w:after="0"/>
+      </w:pPr>
+      <w:r>
         <w:rPr>
           <w:sz w:val="16"/>
           <w:szCs w:val="16"/>
         </w:rPr>
-      </w:pPr>
+        <w:t xml:space="preserve"> </w:t>
+      </w:r>
       <w:r>
         <w:rPr>
           <w:sz w:val="16"/>
           <w:szCs w:val="16"/>
         </w:rPr>
-        <w:t># Maximum errors reported for 3MF file structure validation</w:t>
+        <w:t>iErrMaxStructure = "9"</w:t>
       </w:r>
     </w:p>
     <w:p>
@@ -2591,71 +2515,30 @@
           <w:sz w:val="16"/>
           <w:szCs w:val="16"/>
         </w:rPr>
-        <w:t xml:space="preserve"> </w:t>
-      </w:r>
-      <w:proofErr w:type="spellStart"/>
-      <w:r>
+        <w:t># Maximum errors for reported for 3MF schema validation</w:t>
+      </w:r>
+    </w:p>
+    <w:p>
+      <w:pPr>
+        <w:spacing w:after="0"/>
         <w:rPr>
           <w:sz w:val="16"/>
           <w:szCs w:val="16"/>
         </w:rPr>
-        <w:t>iErrMaxStructure</w:t>
-      </w:r>
-      <w:proofErr w:type="spellEnd"/>
+      </w:pPr>
       <w:r>
         <w:rPr>
           <w:sz w:val="16"/>
           <w:szCs w:val="16"/>
         </w:rPr>
-        <w:t xml:space="preserve"> = "9"</w:t>
-      </w:r>
-    </w:p>
-    <w:p>
-      <w:pPr>
-        <w:spacing w:after="0"/>
+        <w:t xml:space="preserve"> </w:t>
+      </w:r>
+      <w:r>
         <w:rPr>
           <w:sz w:val="16"/>
           <w:szCs w:val="16"/>
         </w:rPr>
-      </w:pPr>
-      <w:r>
-        <w:rPr>
-          <w:sz w:val="16"/>
-          <w:szCs w:val="16"/>
-        </w:rPr>
-        <w:t># Maximum errors for reported for 3MF schema validation</w:t>
-      </w:r>
-    </w:p>
-    <w:p>
-      <w:pPr>
-        <w:spacing w:after="0"/>
-        <w:rPr>
-          <w:sz w:val="16"/>
-          <w:szCs w:val="16"/>
-        </w:rPr>
-      </w:pPr>
-      <w:r>
-        <w:rPr>
-          <w:sz w:val="16"/>
-          <w:szCs w:val="16"/>
-        </w:rPr>
-        <w:t xml:space="preserve"> </w:t>
-      </w:r>
-      <w:proofErr w:type="spellStart"/>
-      <w:r>
-        <w:rPr>
-          <w:sz w:val="16"/>
-          <w:szCs w:val="16"/>
-        </w:rPr>
-        <w:t>iErrMaxValidataion</w:t>
-      </w:r>
-      <w:proofErr w:type="spellEnd"/>
-      <w:r>
-        <w:rPr>
-          <w:sz w:val="16"/>
-          <w:szCs w:val="16"/>
-        </w:rPr>
-        <w:t xml:space="preserve"> = "9"</w:t>
+        <w:t>iErrMaxValidataion = "9"</w:t>
       </w:r>
     </w:p>
     <w:p>
@@ -2690,21 +2573,12 @@
         </w:rPr>
         <w:t xml:space="preserve"> </w:t>
       </w:r>
-      <w:proofErr w:type="spellStart"/>
       <w:r>
         <w:rPr>
           <w:sz w:val="16"/>
           <w:szCs w:val="16"/>
         </w:rPr>
-        <w:t>bStructureChkWerrors</w:t>
-      </w:r>
-      <w:proofErr w:type="spellEnd"/>
-      <w:r>
-        <w:rPr>
-          <w:sz w:val="16"/>
-          <w:szCs w:val="16"/>
-        </w:rPr>
-        <w:t xml:space="preserve"> = "false"</w:t>
+        <w:t>bStructureChkWerrors = "false"</w:t>
       </w:r>
     </w:p>
     <w:bookmarkEnd w:id="3"/>
@@ -2737,7 +2611,7 @@
 </file>
 
 <file path=word/endnotes.xml><?xml version="1.0" encoding="utf-8"?>
-<w:endnotes xmlns:wpc="http://schemas.microsoft.com/office/word/2010/wordprocessingCanvas" xmlns:cx="http://schemas.microsoft.com/office/drawing/2014/chartex" xmlns:cx1="http://schemas.microsoft.com/office/drawing/2015/9/8/chartex" xmlns:cx2="http://schemas.microsoft.com/office/drawing/2015/10/21/chartex" xmlns:cx3="http://schemas.microsoft.com/office/drawing/2016/5/9/chartex" xmlns:cx4="http://schemas.microsoft.com/office/drawing/2016/5/10/chartex" xmlns:cx5="http://schemas.microsoft.com/office/drawing/2016/5/11/chartex" xmlns:cx6="http://schemas.microsoft.com/office/drawing/2016/5/12/chartex" xmlns:cx7="http://schemas.microsoft.com/office/drawing/2016/5/13/chartex" xmlns:cx8="http://schemas.microsoft.com/office/drawing/2016/5/14/chartex" xmlns:mc="http://schemas.openxmlformats.org/markup-compatibility/2006" xmlns:aink="http://schemas.microsoft.com/office/drawing/2016/ink" xmlns:am3d="http://schemas.microsoft.com/office/drawing/2017/model3d" xmlns:o="urn:schemas-microsoft-com:office:office" xmlns:r="http://schemas.openxmlformats.org/officeDocument/2006/relationships" xmlns:m="http://schemas.openxmlformats.org/officeDocument/2006/math" xmlns:v="urn:schemas-microsoft-com:vml" xmlns:wp14="http://schemas.microsoft.com/office/word/2010/wordprocessingDrawing" xmlns:wp="http://schemas.openxmlformats.org/drawingml/2006/wordprocessingDrawing" xmlns:w10="urn:schemas-microsoft-com:office:word" xmlns:w="http://schemas.openxmlformats.org/wordprocessingml/2006/main" xmlns:w14="http://schemas.microsoft.com/office/word/2010/wordml" xmlns:w15="http://schemas.microsoft.com/office/word/2012/wordml" xmlns:w16cex="http://schemas.microsoft.com/office/word/2018/wordml/cex" xmlns:w16cid="http://schemas.microsoft.com/office/word/2016/wordml/cid" xmlns:w16="http://schemas.microsoft.com/office/word/2018/wordml" xmlns:w16sdtdh="http://schemas.microsoft.com/office/word/2020/wordml/sdtdatahash" xmlns:w16se="http://schemas.microsoft.com/office/word/2015/wordml/symex" xmlns:wpg="http://schemas.microsoft.com/office/word/2010/wordprocessingGroup" xmlns:wpi="http://schemas.microsoft.com/office/word/2010/wordprocessingInk" xmlns:wne="http://schemas.microsoft.com/office/word/2006/wordml" xmlns:wps="http://schemas.microsoft.com/office/word/2010/wordprocessingShape" mc:Ignorable="w14 w15 w16se w16cid w16 w16cex w16sdtdh wp14">
+<w:endnotes xmlns:wpc="http://schemas.microsoft.com/office/word/2010/wordprocessingCanvas" xmlns:cx="http://schemas.microsoft.com/office/drawing/2014/chartex" xmlns:cx1="http://schemas.microsoft.com/office/drawing/2015/9/8/chartex" xmlns:cx2="http://schemas.microsoft.com/office/drawing/2015/10/21/chartex" xmlns:cx3="http://schemas.microsoft.com/office/drawing/2016/5/9/chartex" xmlns:cx4="http://schemas.microsoft.com/office/drawing/2016/5/10/chartex" xmlns:cx5="http://schemas.microsoft.com/office/drawing/2016/5/11/chartex" xmlns:cx6="http://schemas.microsoft.com/office/drawing/2016/5/12/chartex" xmlns:cx7="http://schemas.microsoft.com/office/drawing/2016/5/13/chartex" xmlns:cx8="http://schemas.microsoft.com/office/drawing/2016/5/14/chartex" xmlns:mc="http://schemas.openxmlformats.org/markup-compatibility/2006" xmlns:aink="http://schemas.microsoft.com/office/drawing/2016/ink" xmlns:am3d="http://schemas.microsoft.com/office/drawing/2017/model3d" xmlns:o="urn:schemas-microsoft-com:office:office" xmlns:oel="http://schemas.microsoft.com/office/2019/extlst" xmlns:r="http://schemas.openxmlformats.org/officeDocument/2006/relationships" xmlns:m="http://schemas.openxmlformats.org/officeDocument/2006/math" xmlns:v="urn:schemas-microsoft-com:vml" xmlns:wp14="http://schemas.microsoft.com/office/word/2010/wordprocessingDrawing" xmlns:wp="http://schemas.openxmlformats.org/drawingml/2006/wordprocessingDrawing" xmlns:w10="urn:schemas-microsoft-com:office:word" xmlns:w="http://schemas.openxmlformats.org/wordprocessingml/2006/main" xmlns:w14="http://schemas.microsoft.com/office/word/2010/wordml" xmlns:w15="http://schemas.microsoft.com/office/word/2012/wordml" xmlns:w16cex="http://schemas.microsoft.com/office/word/2018/wordml/cex" xmlns:w16cid="http://schemas.microsoft.com/office/word/2016/wordml/cid" xmlns:w16="http://schemas.microsoft.com/office/word/2018/wordml" xmlns:w16du="http://schemas.microsoft.com/office/word/2023/wordml/word16du" xmlns:w16sdtdh="http://schemas.microsoft.com/office/word/2020/wordml/sdtdatahash" xmlns:w16sdtfl="http://schemas.microsoft.com/office/word/2024/wordml/sdtformatlock" xmlns:w16se="http://schemas.microsoft.com/office/word/2015/wordml/symex" xmlns:wpg="http://schemas.microsoft.com/office/word/2010/wordprocessingGroup" xmlns:wpi="http://schemas.microsoft.com/office/word/2010/wordprocessingInk" xmlns:wne="http://schemas.microsoft.com/office/word/2006/wordml" xmlns:wps="http://schemas.microsoft.com/office/word/2010/wordprocessingShape" mc:Ignorable="w14 w15 w16se w16cid w16 w16cex w16sdtdh w16sdtfl w16du wp14">
   <w:endnote w:type="separator" w:id="-1">
     <w:p>
       <w:pPr>
@@ -2769,7 +2643,7 @@
 </file>
 
 <file path=word/footer1.xml><?xml version="1.0" encoding="utf-8"?>
-<w:ftr xmlns:wpc="http://schemas.microsoft.com/office/word/2010/wordprocessingCanvas" xmlns:cx="http://schemas.microsoft.com/office/drawing/2014/chartex" xmlns:cx1="http://schemas.microsoft.com/office/drawing/2015/9/8/chartex" xmlns:cx2="http://schemas.microsoft.com/office/drawing/2015/10/21/chartex" xmlns:cx3="http://schemas.microsoft.com/office/drawing/2016/5/9/chartex" xmlns:cx4="http://schemas.microsoft.com/office/drawing/2016/5/10/chartex" xmlns:cx5="http://schemas.microsoft.com/office/drawing/2016/5/11/chartex" xmlns:cx6="http://schemas.microsoft.com/office/drawing/2016/5/12/chartex" xmlns:cx7="http://schemas.microsoft.com/office/drawing/2016/5/13/chartex" xmlns:cx8="http://schemas.microsoft.com/office/drawing/2016/5/14/chartex" xmlns:mc="http://schemas.openxmlformats.org/markup-compatibility/2006" xmlns:aink="http://schemas.microsoft.com/office/drawing/2016/ink" xmlns:am3d="http://schemas.microsoft.com/office/drawing/2017/model3d" xmlns:o="urn:schemas-microsoft-com:office:office" xmlns:r="http://schemas.openxmlformats.org/officeDocument/2006/relationships" xmlns:m="http://schemas.openxmlformats.org/officeDocument/2006/math" xmlns:v="urn:schemas-microsoft-com:vml" xmlns:wp14="http://schemas.microsoft.com/office/word/2010/wordprocessingDrawing" xmlns:wp="http://schemas.openxmlformats.org/drawingml/2006/wordprocessingDrawing" xmlns:w10="urn:schemas-microsoft-com:office:word" xmlns:w="http://schemas.openxmlformats.org/wordprocessingml/2006/main" xmlns:w14="http://schemas.microsoft.com/office/word/2010/wordml" xmlns:w15="http://schemas.microsoft.com/office/word/2012/wordml" xmlns:w16cex="http://schemas.microsoft.com/office/word/2018/wordml/cex" xmlns:w16cid="http://schemas.microsoft.com/office/word/2016/wordml/cid" xmlns:w16="http://schemas.microsoft.com/office/word/2018/wordml" xmlns:w16sdtdh="http://schemas.microsoft.com/office/word/2020/wordml/sdtdatahash" xmlns:w16se="http://schemas.microsoft.com/office/word/2015/wordml/symex" xmlns:wpg="http://schemas.microsoft.com/office/word/2010/wordprocessingGroup" xmlns:wpi="http://schemas.microsoft.com/office/word/2010/wordprocessingInk" xmlns:wne="http://schemas.microsoft.com/office/word/2006/wordml" xmlns:wps="http://schemas.microsoft.com/office/word/2010/wordprocessingShape" mc:Ignorable="w14 w15 w16se w16cid w16 w16cex w16sdtdh wp14">
+<w:ftr xmlns:wpc="http://schemas.microsoft.com/office/word/2010/wordprocessingCanvas" xmlns:cx="http://schemas.microsoft.com/office/drawing/2014/chartex" xmlns:cx1="http://schemas.microsoft.com/office/drawing/2015/9/8/chartex" xmlns:cx2="http://schemas.microsoft.com/office/drawing/2015/10/21/chartex" xmlns:cx3="http://schemas.microsoft.com/office/drawing/2016/5/9/chartex" xmlns:cx4="http://schemas.microsoft.com/office/drawing/2016/5/10/chartex" xmlns:cx5="http://schemas.microsoft.com/office/drawing/2016/5/11/chartex" xmlns:cx6="http://schemas.microsoft.com/office/drawing/2016/5/12/chartex" xmlns:cx7="http://schemas.microsoft.com/office/drawing/2016/5/13/chartex" xmlns:cx8="http://schemas.microsoft.com/office/drawing/2016/5/14/chartex" xmlns:mc="http://schemas.openxmlformats.org/markup-compatibility/2006" xmlns:aink="http://schemas.microsoft.com/office/drawing/2016/ink" xmlns:am3d="http://schemas.microsoft.com/office/drawing/2017/model3d" xmlns:o="urn:schemas-microsoft-com:office:office" xmlns:oel="http://schemas.microsoft.com/office/2019/extlst" xmlns:r="http://schemas.openxmlformats.org/officeDocument/2006/relationships" xmlns:m="http://schemas.openxmlformats.org/officeDocument/2006/math" xmlns:v="urn:schemas-microsoft-com:vml" xmlns:wp14="http://schemas.microsoft.com/office/word/2010/wordprocessingDrawing" xmlns:wp="http://schemas.openxmlformats.org/drawingml/2006/wordprocessingDrawing" xmlns:w10="urn:schemas-microsoft-com:office:word" xmlns:w="http://schemas.openxmlformats.org/wordprocessingml/2006/main" xmlns:w14="http://schemas.microsoft.com/office/word/2010/wordml" xmlns:w15="http://schemas.microsoft.com/office/word/2012/wordml" xmlns:w16cex="http://schemas.microsoft.com/office/word/2018/wordml/cex" xmlns:w16cid="http://schemas.microsoft.com/office/word/2016/wordml/cid" xmlns:w16="http://schemas.microsoft.com/office/word/2018/wordml" xmlns:w16du="http://schemas.microsoft.com/office/word/2023/wordml/word16du" xmlns:w16sdtdh="http://schemas.microsoft.com/office/word/2020/wordml/sdtdatahash" xmlns:w16sdtfl="http://schemas.microsoft.com/office/word/2024/wordml/sdtformatlock" xmlns:w16se="http://schemas.microsoft.com/office/word/2015/wordml/symex" xmlns:wpg="http://schemas.microsoft.com/office/word/2010/wordprocessingGroup" xmlns:wpi="http://schemas.microsoft.com/office/word/2010/wordprocessingInk" xmlns:wne="http://schemas.microsoft.com/office/word/2006/wordml" xmlns:wps="http://schemas.microsoft.com/office/word/2010/wordprocessingShape" mc:Ignorable="w14 w15 w16se w16cid w16 w16cex w16sdtdh w16sdtfl w16du wp14">
   <w:p>
     <w:pPr>
       <w:pStyle w:val="Footer"/>
@@ -2779,7 +2653,7 @@
 </file>
 
 <file path=word/footer2.xml><?xml version="1.0" encoding="utf-8"?>
-<w:ftr xmlns:wpc="http://schemas.microsoft.com/office/word/2010/wordprocessingCanvas" xmlns:cx="http://schemas.microsoft.com/office/drawing/2014/chartex" xmlns:cx1="http://schemas.microsoft.com/office/drawing/2015/9/8/chartex" xmlns:cx2="http://schemas.microsoft.com/office/drawing/2015/10/21/chartex" xmlns:cx3="http://schemas.microsoft.com/office/drawing/2016/5/9/chartex" xmlns:cx4="http://schemas.microsoft.com/office/drawing/2016/5/10/chartex" xmlns:cx5="http://schemas.microsoft.com/office/drawing/2016/5/11/chartex" xmlns:cx6="http://schemas.microsoft.com/office/drawing/2016/5/12/chartex" xmlns:cx7="http://schemas.microsoft.com/office/drawing/2016/5/13/chartex" xmlns:cx8="http://schemas.microsoft.com/office/drawing/2016/5/14/chartex" xmlns:mc="http://schemas.openxmlformats.org/markup-compatibility/2006" xmlns:aink="http://schemas.microsoft.com/office/drawing/2016/ink" xmlns:am3d="http://schemas.microsoft.com/office/drawing/2017/model3d" xmlns:o="urn:schemas-microsoft-com:office:office" xmlns:r="http://schemas.openxmlformats.org/officeDocument/2006/relationships" xmlns:m="http://schemas.openxmlformats.org/officeDocument/2006/math" xmlns:v="urn:schemas-microsoft-com:vml" xmlns:wp14="http://schemas.microsoft.com/office/word/2010/wordprocessingDrawing" xmlns:wp="http://schemas.openxmlformats.org/drawingml/2006/wordprocessingDrawing" xmlns:w10="urn:schemas-microsoft-com:office:word" xmlns:w="http://schemas.openxmlformats.org/wordprocessingml/2006/main" xmlns:w14="http://schemas.microsoft.com/office/word/2010/wordml" xmlns:w15="http://schemas.microsoft.com/office/word/2012/wordml" xmlns:w16cex="http://schemas.microsoft.com/office/word/2018/wordml/cex" xmlns:w16cid="http://schemas.microsoft.com/office/word/2016/wordml/cid" xmlns:w16="http://schemas.microsoft.com/office/word/2018/wordml" xmlns:w16sdtdh="http://schemas.microsoft.com/office/word/2020/wordml/sdtdatahash" xmlns:w16se="http://schemas.microsoft.com/office/word/2015/wordml/symex" xmlns:wpg="http://schemas.microsoft.com/office/word/2010/wordprocessingGroup" xmlns:wpi="http://schemas.microsoft.com/office/word/2010/wordprocessingInk" xmlns:wne="http://schemas.microsoft.com/office/word/2006/wordml" xmlns:wps="http://schemas.microsoft.com/office/word/2010/wordprocessingShape" mc:Ignorable="w14 w15 w16se w16cid w16 w16cex w16sdtdh wp14">
+<w:ftr xmlns:wpc="http://schemas.microsoft.com/office/word/2010/wordprocessingCanvas" xmlns:cx="http://schemas.microsoft.com/office/drawing/2014/chartex" xmlns:cx1="http://schemas.microsoft.com/office/drawing/2015/9/8/chartex" xmlns:cx2="http://schemas.microsoft.com/office/drawing/2015/10/21/chartex" xmlns:cx3="http://schemas.microsoft.com/office/drawing/2016/5/9/chartex" xmlns:cx4="http://schemas.microsoft.com/office/drawing/2016/5/10/chartex" xmlns:cx5="http://schemas.microsoft.com/office/drawing/2016/5/11/chartex" xmlns:cx6="http://schemas.microsoft.com/office/drawing/2016/5/12/chartex" xmlns:cx7="http://schemas.microsoft.com/office/drawing/2016/5/13/chartex" xmlns:cx8="http://schemas.microsoft.com/office/drawing/2016/5/14/chartex" xmlns:mc="http://schemas.openxmlformats.org/markup-compatibility/2006" xmlns:aink="http://schemas.microsoft.com/office/drawing/2016/ink" xmlns:am3d="http://schemas.microsoft.com/office/drawing/2017/model3d" xmlns:o="urn:schemas-microsoft-com:office:office" xmlns:oel="http://schemas.microsoft.com/office/2019/extlst" xmlns:r="http://schemas.openxmlformats.org/officeDocument/2006/relationships" xmlns:m="http://schemas.openxmlformats.org/officeDocument/2006/math" xmlns:v="urn:schemas-microsoft-com:vml" xmlns:wp14="http://schemas.microsoft.com/office/word/2010/wordprocessingDrawing" xmlns:wp="http://schemas.openxmlformats.org/drawingml/2006/wordprocessingDrawing" xmlns:w10="urn:schemas-microsoft-com:office:word" xmlns:w="http://schemas.openxmlformats.org/wordprocessingml/2006/main" xmlns:w14="http://schemas.microsoft.com/office/word/2010/wordml" xmlns:w15="http://schemas.microsoft.com/office/word/2012/wordml" xmlns:w16cex="http://schemas.microsoft.com/office/word/2018/wordml/cex" xmlns:w16cid="http://schemas.microsoft.com/office/word/2016/wordml/cid" xmlns:w16="http://schemas.microsoft.com/office/word/2018/wordml" xmlns:w16du="http://schemas.microsoft.com/office/word/2023/wordml/word16du" xmlns:w16sdtdh="http://schemas.microsoft.com/office/word/2020/wordml/sdtdatahash" xmlns:w16sdtfl="http://schemas.microsoft.com/office/word/2024/wordml/sdtformatlock" xmlns:w16se="http://schemas.microsoft.com/office/word/2015/wordml/symex" xmlns:wpg="http://schemas.microsoft.com/office/word/2010/wordprocessingGroup" xmlns:wpi="http://schemas.microsoft.com/office/word/2010/wordprocessingInk" xmlns:wne="http://schemas.microsoft.com/office/word/2006/wordml" xmlns:wps="http://schemas.microsoft.com/office/word/2010/wordprocessingShape" mc:Ignorable="w14 w15 w16se w16cid w16 w16cex w16sdtdh w16sdtfl w16du wp14">
   <w:sdt>
     <w:sdtPr>
       <w:id w:val="122174467"/>
@@ -2788,7 +2662,6 @@
         <w:docPartUnique/>
       </w:docPartObj>
     </w:sdtPr>
-    <w:sdtEndPr/>
     <w:sdtContent>
       <w:p>
         <w:pPr>
@@ -2828,7 +2701,7 @@
 </file>
 
 <file path=word/footer3.xml><?xml version="1.0" encoding="utf-8"?>
-<w:ftr xmlns:wpc="http://schemas.microsoft.com/office/word/2010/wordprocessingCanvas" xmlns:cx="http://schemas.microsoft.com/office/drawing/2014/chartex" xmlns:cx1="http://schemas.microsoft.com/office/drawing/2015/9/8/chartex" xmlns:cx2="http://schemas.microsoft.com/office/drawing/2015/10/21/chartex" xmlns:cx3="http://schemas.microsoft.com/office/drawing/2016/5/9/chartex" xmlns:cx4="http://schemas.microsoft.com/office/drawing/2016/5/10/chartex" xmlns:cx5="http://schemas.microsoft.com/office/drawing/2016/5/11/chartex" xmlns:cx6="http://schemas.microsoft.com/office/drawing/2016/5/12/chartex" xmlns:cx7="http://schemas.microsoft.com/office/drawing/2016/5/13/chartex" xmlns:cx8="http://schemas.microsoft.com/office/drawing/2016/5/14/chartex" xmlns:mc="http://schemas.openxmlformats.org/markup-compatibility/2006" xmlns:aink="http://schemas.microsoft.com/office/drawing/2016/ink" xmlns:am3d="http://schemas.microsoft.com/office/drawing/2017/model3d" xmlns:o="urn:schemas-microsoft-com:office:office" xmlns:r="http://schemas.openxmlformats.org/officeDocument/2006/relationships" xmlns:m="http://schemas.openxmlformats.org/officeDocument/2006/math" xmlns:v="urn:schemas-microsoft-com:vml" xmlns:wp14="http://schemas.microsoft.com/office/word/2010/wordprocessingDrawing" xmlns:wp="http://schemas.openxmlformats.org/drawingml/2006/wordprocessingDrawing" xmlns:w10="urn:schemas-microsoft-com:office:word" xmlns:w="http://schemas.openxmlformats.org/wordprocessingml/2006/main" xmlns:w14="http://schemas.microsoft.com/office/word/2010/wordml" xmlns:w15="http://schemas.microsoft.com/office/word/2012/wordml" xmlns:w16cex="http://schemas.microsoft.com/office/word/2018/wordml/cex" xmlns:w16cid="http://schemas.microsoft.com/office/word/2016/wordml/cid" xmlns:w16="http://schemas.microsoft.com/office/word/2018/wordml" xmlns:w16sdtdh="http://schemas.microsoft.com/office/word/2020/wordml/sdtdatahash" xmlns:w16se="http://schemas.microsoft.com/office/word/2015/wordml/symex" xmlns:wpg="http://schemas.microsoft.com/office/word/2010/wordprocessingGroup" xmlns:wpi="http://schemas.microsoft.com/office/word/2010/wordprocessingInk" xmlns:wne="http://schemas.microsoft.com/office/word/2006/wordml" xmlns:wps="http://schemas.microsoft.com/office/word/2010/wordprocessingShape" mc:Ignorable="w14 w15 w16se w16cid w16 w16cex w16sdtdh wp14">
+<w:ftr xmlns:wpc="http://schemas.microsoft.com/office/word/2010/wordprocessingCanvas" xmlns:cx="http://schemas.microsoft.com/office/drawing/2014/chartex" xmlns:cx1="http://schemas.microsoft.com/office/drawing/2015/9/8/chartex" xmlns:cx2="http://schemas.microsoft.com/office/drawing/2015/10/21/chartex" xmlns:cx3="http://schemas.microsoft.com/office/drawing/2016/5/9/chartex" xmlns:cx4="http://schemas.microsoft.com/office/drawing/2016/5/10/chartex" xmlns:cx5="http://schemas.microsoft.com/office/drawing/2016/5/11/chartex" xmlns:cx6="http://schemas.microsoft.com/office/drawing/2016/5/12/chartex" xmlns:cx7="http://schemas.microsoft.com/office/drawing/2016/5/13/chartex" xmlns:cx8="http://schemas.microsoft.com/office/drawing/2016/5/14/chartex" xmlns:mc="http://schemas.openxmlformats.org/markup-compatibility/2006" xmlns:aink="http://schemas.microsoft.com/office/drawing/2016/ink" xmlns:am3d="http://schemas.microsoft.com/office/drawing/2017/model3d" xmlns:o="urn:schemas-microsoft-com:office:office" xmlns:oel="http://schemas.microsoft.com/office/2019/extlst" xmlns:r="http://schemas.openxmlformats.org/officeDocument/2006/relationships" xmlns:m="http://schemas.openxmlformats.org/officeDocument/2006/math" xmlns:v="urn:schemas-microsoft-com:vml" xmlns:wp14="http://schemas.microsoft.com/office/word/2010/wordprocessingDrawing" xmlns:wp="http://schemas.openxmlformats.org/drawingml/2006/wordprocessingDrawing" xmlns:w10="urn:schemas-microsoft-com:office:word" xmlns:w="http://schemas.openxmlformats.org/wordprocessingml/2006/main" xmlns:w14="http://schemas.microsoft.com/office/word/2010/wordml" xmlns:w15="http://schemas.microsoft.com/office/word/2012/wordml" xmlns:w16cex="http://schemas.microsoft.com/office/word/2018/wordml/cex" xmlns:w16cid="http://schemas.microsoft.com/office/word/2016/wordml/cid" xmlns:w16="http://schemas.microsoft.com/office/word/2018/wordml" xmlns:w16du="http://schemas.microsoft.com/office/word/2023/wordml/word16du" xmlns:w16sdtdh="http://schemas.microsoft.com/office/word/2020/wordml/sdtdatahash" xmlns:w16sdtfl="http://schemas.microsoft.com/office/word/2024/wordml/sdtformatlock" xmlns:w16se="http://schemas.microsoft.com/office/word/2015/wordml/symex" xmlns:wpg="http://schemas.microsoft.com/office/word/2010/wordprocessingGroup" xmlns:wpi="http://schemas.microsoft.com/office/word/2010/wordprocessingInk" xmlns:wne="http://schemas.microsoft.com/office/word/2006/wordml" xmlns:wps="http://schemas.microsoft.com/office/word/2010/wordprocessingShape" mc:Ignorable="w14 w15 w16se w16cid w16 w16cex w16sdtdh w16sdtfl w16du wp14">
   <w:p>
     <w:pPr>
       <w:pStyle w:val="Footer"/>
@@ -2838,7 +2711,7 @@
 </file>
 
 <file path=word/footnotes.xml><?xml version="1.0" encoding="utf-8"?>
-<w:footnotes xmlns:wpc="http://schemas.microsoft.com/office/word/2010/wordprocessingCanvas" xmlns:cx="http://schemas.microsoft.com/office/drawing/2014/chartex" xmlns:cx1="http://schemas.microsoft.com/office/drawing/2015/9/8/chartex" xmlns:cx2="http://schemas.microsoft.com/office/drawing/2015/10/21/chartex" xmlns:cx3="http://schemas.microsoft.com/office/drawing/2016/5/9/chartex" xmlns:cx4="http://schemas.microsoft.com/office/drawing/2016/5/10/chartex" xmlns:cx5="http://schemas.microsoft.com/office/drawing/2016/5/11/chartex" xmlns:cx6="http://schemas.microsoft.com/office/drawing/2016/5/12/chartex" xmlns:cx7="http://schemas.microsoft.com/office/drawing/2016/5/13/chartex" xmlns:cx8="http://schemas.microsoft.com/office/drawing/2016/5/14/chartex" xmlns:mc="http://schemas.openxmlformats.org/markup-compatibility/2006" xmlns:aink="http://schemas.microsoft.com/office/drawing/2016/ink" xmlns:am3d="http://schemas.microsoft.com/office/drawing/2017/model3d" xmlns:o="urn:schemas-microsoft-com:office:office" xmlns:r="http://schemas.openxmlformats.org/officeDocument/2006/relationships" xmlns:m="http://schemas.openxmlformats.org/officeDocument/2006/math" xmlns:v="urn:schemas-microsoft-com:vml" xmlns:wp14="http://schemas.microsoft.com/office/word/2010/wordprocessingDrawing" xmlns:wp="http://schemas.openxmlformats.org/drawingml/2006/wordprocessingDrawing" xmlns:w10="urn:schemas-microsoft-com:office:word" xmlns:w="http://schemas.openxmlformats.org/wordprocessingml/2006/main" xmlns:w14="http://schemas.microsoft.com/office/word/2010/wordml" xmlns:w15="http://schemas.microsoft.com/office/word/2012/wordml" xmlns:w16cex="http://schemas.microsoft.com/office/word/2018/wordml/cex" xmlns:w16cid="http://schemas.microsoft.com/office/word/2016/wordml/cid" xmlns:w16="http://schemas.microsoft.com/office/word/2018/wordml" xmlns:w16sdtdh="http://schemas.microsoft.com/office/word/2020/wordml/sdtdatahash" xmlns:w16se="http://schemas.microsoft.com/office/word/2015/wordml/symex" xmlns:wpg="http://schemas.microsoft.com/office/word/2010/wordprocessingGroup" xmlns:wpi="http://schemas.microsoft.com/office/word/2010/wordprocessingInk" xmlns:wne="http://schemas.microsoft.com/office/word/2006/wordml" xmlns:wps="http://schemas.microsoft.com/office/word/2010/wordprocessingShape" mc:Ignorable="w14 w15 w16se w16cid w16 w16cex w16sdtdh wp14">
+<w:footnotes xmlns:wpc="http://schemas.microsoft.com/office/word/2010/wordprocessingCanvas" xmlns:cx="http://schemas.microsoft.com/office/drawing/2014/chartex" xmlns:cx1="http://schemas.microsoft.com/office/drawing/2015/9/8/chartex" xmlns:cx2="http://schemas.microsoft.com/office/drawing/2015/10/21/chartex" xmlns:cx3="http://schemas.microsoft.com/office/drawing/2016/5/9/chartex" xmlns:cx4="http://schemas.microsoft.com/office/drawing/2016/5/10/chartex" xmlns:cx5="http://schemas.microsoft.com/office/drawing/2016/5/11/chartex" xmlns:cx6="http://schemas.microsoft.com/office/drawing/2016/5/12/chartex" xmlns:cx7="http://schemas.microsoft.com/office/drawing/2016/5/13/chartex" xmlns:cx8="http://schemas.microsoft.com/office/drawing/2016/5/14/chartex" xmlns:mc="http://schemas.openxmlformats.org/markup-compatibility/2006" xmlns:aink="http://schemas.microsoft.com/office/drawing/2016/ink" xmlns:am3d="http://schemas.microsoft.com/office/drawing/2017/model3d" xmlns:o="urn:schemas-microsoft-com:office:office" xmlns:oel="http://schemas.microsoft.com/office/2019/extlst" xmlns:r="http://schemas.openxmlformats.org/officeDocument/2006/relationships" xmlns:m="http://schemas.openxmlformats.org/officeDocument/2006/math" xmlns:v="urn:schemas-microsoft-com:vml" xmlns:wp14="http://schemas.microsoft.com/office/word/2010/wordprocessingDrawing" xmlns:wp="http://schemas.openxmlformats.org/drawingml/2006/wordprocessingDrawing" xmlns:w10="urn:schemas-microsoft-com:office:word" xmlns:w="http://schemas.openxmlformats.org/wordprocessingml/2006/main" xmlns:w14="http://schemas.microsoft.com/office/word/2010/wordml" xmlns:w15="http://schemas.microsoft.com/office/word/2012/wordml" xmlns:w16cex="http://schemas.microsoft.com/office/word/2018/wordml/cex" xmlns:w16cid="http://schemas.microsoft.com/office/word/2016/wordml/cid" xmlns:w16="http://schemas.microsoft.com/office/word/2018/wordml" xmlns:w16du="http://schemas.microsoft.com/office/word/2023/wordml/word16du" xmlns:w16sdtdh="http://schemas.microsoft.com/office/word/2020/wordml/sdtdatahash" xmlns:w16sdtfl="http://schemas.microsoft.com/office/word/2024/wordml/sdtformatlock" xmlns:w16se="http://schemas.microsoft.com/office/word/2015/wordml/symex" xmlns:wpg="http://schemas.microsoft.com/office/word/2010/wordprocessingGroup" xmlns:wpi="http://schemas.microsoft.com/office/word/2010/wordprocessingInk" xmlns:wne="http://schemas.microsoft.com/office/word/2006/wordml" xmlns:wps="http://schemas.microsoft.com/office/word/2010/wordprocessingShape" mc:Ignorable="w14 w15 w16se w16cid w16 w16cex w16sdtdh w16sdtfl w16du wp14">
   <w:footnote w:type="separator" w:id="-1">
     <w:p>
       <w:pPr>
@@ -2870,7 +2743,7 @@
 </file>
 
 <file path=word/header1.xml><?xml version="1.0" encoding="utf-8"?>
-<w:hdr xmlns:wpc="http://schemas.microsoft.com/office/word/2010/wordprocessingCanvas" xmlns:cx="http://schemas.microsoft.com/office/drawing/2014/chartex" xmlns:cx1="http://schemas.microsoft.com/office/drawing/2015/9/8/chartex" xmlns:cx2="http://schemas.microsoft.com/office/drawing/2015/10/21/chartex" xmlns:cx3="http://schemas.microsoft.com/office/drawing/2016/5/9/chartex" xmlns:cx4="http://schemas.microsoft.com/office/drawing/2016/5/10/chartex" xmlns:cx5="http://schemas.microsoft.com/office/drawing/2016/5/11/chartex" xmlns:cx6="http://schemas.microsoft.com/office/drawing/2016/5/12/chartex" xmlns:cx7="http://schemas.microsoft.com/office/drawing/2016/5/13/chartex" xmlns:cx8="http://schemas.microsoft.com/office/drawing/2016/5/14/chartex" xmlns:mc="http://schemas.openxmlformats.org/markup-compatibility/2006" xmlns:aink="http://schemas.microsoft.com/office/drawing/2016/ink" xmlns:am3d="http://schemas.microsoft.com/office/drawing/2017/model3d" xmlns:o="urn:schemas-microsoft-com:office:office" xmlns:r="http://schemas.openxmlformats.org/officeDocument/2006/relationships" xmlns:m="http://schemas.openxmlformats.org/officeDocument/2006/math" xmlns:v="urn:schemas-microsoft-com:vml" xmlns:wp14="http://schemas.microsoft.com/office/word/2010/wordprocessingDrawing" xmlns:wp="http://schemas.openxmlformats.org/drawingml/2006/wordprocessingDrawing" xmlns:w10="urn:schemas-microsoft-com:office:word" xmlns:w="http://schemas.openxmlformats.org/wordprocessingml/2006/main" xmlns:w14="http://schemas.microsoft.com/office/word/2010/wordml" xmlns:w15="http://schemas.microsoft.com/office/word/2012/wordml" xmlns:w16cex="http://schemas.microsoft.com/office/word/2018/wordml/cex" xmlns:w16cid="http://schemas.microsoft.com/office/word/2016/wordml/cid" xmlns:w16="http://schemas.microsoft.com/office/word/2018/wordml" xmlns:w16sdtdh="http://schemas.microsoft.com/office/word/2020/wordml/sdtdatahash" xmlns:w16se="http://schemas.microsoft.com/office/word/2015/wordml/symex" xmlns:wpg="http://schemas.microsoft.com/office/word/2010/wordprocessingGroup" xmlns:wpi="http://schemas.microsoft.com/office/word/2010/wordprocessingInk" xmlns:wne="http://schemas.microsoft.com/office/word/2006/wordml" xmlns:wps="http://schemas.microsoft.com/office/word/2010/wordprocessingShape" mc:Ignorable="w14 w15 w16se w16cid w16 w16cex w16sdtdh wp14">
+<w:hdr xmlns:wpc="http://schemas.microsoft.com/office/word/2010/wordprocessingCanvas" xmlns:cx="http://schemas.microsoft.com/office/drawing/2014/chartex" xmlns:cx1="http://schemas.microsoft.com/office/drawing/2015/9/8/chartex" xmlns:cx2="http://schemas.microsoft.com/office/drawing/2015/10/21/chartex" xmlns:cx3="http://schemas.microsoft.com/office/drawing/2016/5/9/chartex" xmlns:cx4="http://schemas.microsoft.com/office/drawing/2016/5/10/chartex" xmlns:cx5="http://schemas.microsoft.com/office/drawing/2016/5/11/chartex" xmlns:cx6="http://schemas.microsoft.com/office/drawing/2016/5/12/chartex" xmlns:cx7="http://schemas.microsoft.com/office/drawing/2016/5/13/chartex" xmlns:cx8="http://schemas.microsoft.com/office/drawing/2016/5/14/chartex" xmlns:mc="http://schemas.openxmlformats.org/markup-compatibility/2006" xmlns:aink="http://schemas.microsoft.com/office/drawing/2016/ink" xmlns:am3d="http://schemas.microsoft.com/office/drawing/2017/model3d" xmlns:o="urn:schemas-microsoft-com:office:office" xmlns:oel="http://schemas.microsoft.com/office/2019/extlst" xmlns:r="http://schemas.openxmlformats.org/officeDocument/2006/relationships" xmlns:m="http://schemas.openxmlformats.org/officeDocument/2006/math" xmlns:v="urn:schemas-microsoft-com:vml" xmlns:wp14="http://schemas.microsoft.com/office/word/2010/wordprocessingDrawing" xmlns:wp="http://schemas.openxmlformats.org/drawingml/2006/wordprocessingDrawing" xmlns:w10="urn:schemas-microsoft-com:office:word" xmlns:w="http://schemas.openxmlformats.org/wordprocessingml/2006/main" xmlns:w14="http://schemas.microsoft.com/office/word/2010/wordml" xmlns:w15="http://schemas.microsoft.com/office/word/2012/wordml" xmlns:w16cex="http://schemas.microsoft.com/office/word/2018/wordml/cex" xmlns:w16cid="http://schemas.microsoft.com/office/word/2016/wordml/cid" xmlns:w16="http://schemas.microsoft.com/office/word/2018/wordml" xmlns:w16du="http://schemas.microsoft.com/office/word/2023/wordml/word16du" xmlns:w16sdtdh="http://schemas.microsoft.com/office/word/2020/wordml/sdtdatahash" xmlns:w16sdtfl="http://schemas.microsoft.com/office/word/2024/wordml/sdtformatlock" xmlns:w16se="http://schemas.microsoft.com/office/word/2015/wordml/symex" xmlns:wpg="http://schemas.microsoft.com/office/word/2010/wordprocessingGroup" xmlns:wpi="http://schemas.microsoft.com/office/word/2010/wordprocessingInk" xmlns:wne="http://schemas.microsoft.com/office/word/2006/wordml" xmlns:wps="http://schemas.microsoft.com/office/word/2010/wordprocessingShape" mc:Ignorable="w14 w15 w16se w16cid w16 w16cex w16sdtdh w16sdtfl w16du wp14">
   <w:p>
     <w:pPr>
       <w:pStyle w:val="Header"/>
@@ -2880,7 +2753,7 @@
 </file>
 
 <file path=word/header2.xml><?xml version="1.0" encoding="utf-8"?>
-<w:hdr xmlns:wpc="http://schemas.microsoft.com/office/word/2010/wordprocessingCanvas" xmlns:cx="http://schemas.microsoft.com/office/drawing/2014/chartex" xmlns:cx1="http://schemas.microsoft.com/office/drawing/2015/9/8/chartex" xmlns:cx2="http://schemas.microsoft.com/office/drawing/2015/10/21/chartex" xmlns:cx3="http://schemas.microsoft.com/office/drawing/2016/5/9/chartex" xmlns:cx4="http://schemas.microsoft.com/office/drawing/2016/5/10/chartex" xmlns:cx5="http://schemas.microsoft.com/office/drawing/2016/5/11/chartex" xmlns:cx6="http://schemas.microsoft.com/office/drawing/2016/5/12/chartex" xmlns:cx7="http://schemas.microsoft.com/office/drawing/2016/5/13/chartex" xmlns:cx8="http://schemas.microsoft.com/office/drawing/2016/5/14/chartex" xmlns:mc="http://schemas.openxmlformats.org/markup-compatibility/2006" xmlns:aink="http://schemas.microsoft.com/office/drawing/2016/ink" xmlns:am3d="http://schemas.microsoft.com/office/drawing/2017/model3d" xmlns:o="urn:schemas-microsoft-com:office:office" xmlns:r="http://schemas.openxmlformats.org/officeDocument/2006/relationships" xmlns:m="http://schemas.openxmlformats.org/officeDocument/2006/math" xmlns:v="urn:schemas-microsoft-com:vml" xmlns:wp14="http://schemas.microsoft.com/office/word/2010/wordprocessingDrawing" xmlns:wp="http://schemas.openxmlformats.org/drawingml/2006/wordprocessingDrawing" xmlns:w10="urn:schemas-microsoft-com:office:word" xmlns:w="http://schemas.openxmlformats.org/wordprocessingml/2006/main" xmlns:w14="http://schemas.microsoft.com/office/word/2010/wordml" xmlns:w15="http://schemas.microsoft.com/office/word/2012/wordml" xmlns:w16cex="http://schemas.microsoft.com/office/word/2018/wordml/cex" xmlns:w16cid="http://schemas.microsoft.com/office/word/2016/wordml/cid" xmlns:w16="http://schemas.microsoft.com/office/word/2018/wordml" xmlns:w16sdtdh="http://schemas.microsoft.com/office/word/2020/wordml/sdtdatahash" xmlns:w16se="http://schemas.microsoft.com/office/word/2015/wordml/symex" xmlns:wpg="http://schemas.microsoft.com/office/word/2010/wordprocessingGroup" xmlns:wpi="http://schemas.microsoft.com/office/word/2010/wordprocessingInk" xmlns:wne="http://schemas.microsoft.com/office/word/2006/wordml" xmlns:wps="http://schemas.microsoft.com/office/word/2010/wordprocessingShape" mc:Ignorable="w14 w15 w16se w16cid w16 w16cex w16sdtdh wp14">
+<w:hdr xmlns:wpc="http://schemas.microsoft.com/office/word/2010/wordprocessingCanvas" xmlns:cx="http://schemas.microsoft.com/office/drawing/2014/chartex" xmlns:cx1="http://schemas.microsoft.com/office/drawing/2015/9/8/chartex" xmlns:cx2="http://schemas.microsoft.com/office/drawing/2015/10/21/chartex" xmlns:cx3="http://schemas.microsoft.com/office/drawing/2016/5/9/chartex" xmlns:cx4="http://schemas.microsoft.com/office/drawing/2016/5/10/chartex" xmlns:cx5="http://schemas.microsoft.com/office/drawing/2016/5/11/chartex" xmlns:cx6="http://schemas.microsoft.com/office/drawing/2016/5/12/chartex" xmlns:cx7="http://schemas.microsoft.com/office/drawing/2016/5/13/chartex" xmlns:cx8="http://schemas.microsoft.com/office/drawing/2016/5/14/chartex" xmlns:mc="http://schemas.openxmlformats.org/markup-compatibility/2006" xmlns:aink="http://schemas.microsoft.com/office/drawing/2016/ink" xmlns:am3d="http://schemas.microsoft.com/office/drawing/2017/model3d" xmlns:o="urn:schemas-microsoft-com:office:office" xmlns:oel="http://schemas.microsoft.com/office/2019/extlst" xmlns:r="http://schemas.openxmlformats.org/officeDocument/2006/relationships" xmlns:m="http://schemas.openxmlformats.org/officeDocument/2006/math" xmlns:v="urn:schemas-microsoft-com:vml" xmlns:wp14="http://schemas.microsoft.com/office/word/2010/wordprocessingDrawing" xmlns:wp="http://schemas.openxmlformats.org/drawingml/2006/wordprocessingDrawing" xmlns:w10="urn:schemas-microsoft-com:office:word" xmlns:w="http://schemas.openxmlformats.org/wordprocessingml/2006/main" xmlns:w14="http://schemas.microsoft.com/office/word/2010/wordml" xmlns:w15="http://schemas.microsoft.com/office/word/2012/wordml" xmlns:w16cex="http://schemas.microsoft.com/office/word/2018/wordml/cex" xmlns:w16cid="http://schemas.microsoft.com/office/word/2016/wordml/cid" xmlns:w16="http://schemas.microsoft.com/office/word/2018/wordml" xmlns:w16du="http://schemas.microsoft.com/office/word/2023/wordml/word16du" xmlns:w16sdtdh="http://schemas.microsoft.com/office/word/2020/wordml/sdtdatahash" xmlns:w16sdtfl="http://schemas.microsoft.com/office/word/2024/wordml/sdtformatlock" xmlns:w16se="http://schemas.microsoft.com/office/word/2015/wordml/symex" xmlns:wpg="http://schemas.microsoft.com/office/word/2010/wordprocessingGroup" xmlns:wpi="http://schemas.microsoft.com/office/word/2010/wordprocessingInk" xmlns:wne="http://schemas.microsoft.com/office/word/2006/wordml" xmlns:wps="http://schemas.microsoft.com/office/word/2010/wordprocessingShape" mc:Ignorable="w14 w15 w16se w16cid w16 w16cex w16sdtdh w16sdtfl w16du wp14">
   <w:p>
     <w:pPr>
       <w:pStyle w:val="Header"/>
@@ -2890,7 +2763,7 @@
 </file>
 
 <file path=word/header3.xml><?xml version="1.0" encoding="utf-8"?>
-<w:hdr xmlns:wpc="http://schemas.microsoft.com/office/word/2010/wordprocessingCanvas" xmlns:cx="http://schemas.microsoft.com/office/drawing/2014/chartex" xmlns:cx1="http://schemas.microsoft.com/office/drawing/2015/9/8/chartex" xmlns:cx2="http://schemas.microsoft.com/office/drawing/2015/10/21/chartex" xmlns:cx3="http://schemas.microsoft.com/office/drawing/2016/5/9/chartex" xmlns:cx4="http://schemas.microsoft.com/office/drawing/2016/5/10/chartex" xmlns:cx5="http://schemas.microsoft.com/office/drawing/2016/5/11/chartex" xmlns:cx6="http://schemas.microsoft.com/office/drawing/2016/5/12/chartex" xmlns:cx7="http://schemas.microsoft.com/office/drawing/2016/5/13/chartex" xmlns:cx8="http://schemas.microsoft.com/office/drawing/2016/5/14/chartex" xmlns:mc="http://schemas.openxmlformats.org/markup-compatibility/2006" xmlns:aink="http://schemas.microsoft.com/office/drawing/2016/ink" xmlns:am3d="http://schemas.microsoft.com/office/drawing/2017/model3d" xmlns:o="urn:schemas-microsoft-com:office:office" xmlns:r="http://schemas.openxmlformats.org/officeDocument/2006/relationships" xmlns:m="http://schemas.openxmlformats.org/officeDocument/2006/math" xmlns:v="urn:schemas-microsoft-com:vml" xmlns:wp14="http://schemas.microsoft.com/office/word/2010/wordprocessingDrawing" xmlns:wp="http://schemas.openxmlformats.org/drawingml/2006/wordprocessingDrawing" xmlns:w10="urn:schemas-microsoft-com:office:word" xmlns:w="http://schemas.openxmlformats.org/wordprocessingml/2006/main" xmlns:w14="http://schemas.microsoft.com/office/word/2010/wordml" xmlns:w15="http://schemas.microsoft.com/office/word/2012/wordml" xmlns:w16cex="http://schemas.microsoft.com/office/word/2018/wordml/cex" xmlns:w16cid="http://schemas.microsoft.com/office/word/2016/wordml/cid" xmlns:w16="http://schemas.microsoft.com/office/word/2018/wordml" xmlns:w16sdtdh="http://schemas.microsoft.com/office/word/2020/wordml/sdtdatahash" xmlns:w16se="http://schemas.microsoft.com/office/word/2015/wordml/symex" xmlns:wpg="http://schemas.microsoft.com/office/word/2010/wordprocessingGroup" xmlns:wpi="http://schemas.microsoft.com/office/word/2010/wordprocessingInk" xmlns:wne="http://schemas.microsoft.com/office/word/2006/wordml" xmlns:wps="http://schemas.microsoft.com/office/word/2010/wordprocessingShape" mc:Ignorable="w14 w15 w16se w16cid w16 w16cex w16sdtdh wp14">
+<w:hdr xmlns:wpc="http://schemas.microsoft.com/office/word/2010/wordprocessingCanvas" xmlns:cx="http://schemas.microsoft.com/office/drawing/2014/chartex" xmlns:cx1="http://schemas.microsoft.com/office/drawing/2015/9/8/chartex" xmlns:cx2="http://schemas.microsoft.com/office/drawing/2015/10/21/chartex" xmlns:cx3="http://schemas.microsoft.com/office/drawing/2016/5/9/chartex" xmlns:cx4="http://schemas.microsoft.com/office/drawing/2016/5/10/chartex" xmlns:cx5="http://schemas.microsoft.com/office/drawing/2016/5/11/chartex" xmlns:cx6="http://schemas.microsoft.com/office/drawing/2016/5/12/chartex" xmlns:cx7="http://schemas.microsoft.com/office/drawing/2016/5/13/chartex" xmlns:cx8="http://schemas.microsoft.com/office/drawing/2016/5/14/chartex" xmlns:mc="http://schemas.openxmlformats.org/markup-compatibility/2006" xmlns:aink="http://schemas.microsoft.com/office/drawing/2016/ink" xmlns:am3d="http://schemas.microsoft.com/office/drawing/2017/model3d" xmlns:o="urn:schemas-microsoft-com:office:office" xmlns:oel="http://schemas.microsoft.com/office/2019/extlst" xmlns:r="http://schemas.openxmlformats.org/officeDocument/2006/relationships" xmlns:m="http://schemas.openxmlformats.org/officeDocument/2006/math" xmlns:v="urn:schemas-microsoft-com:vml" xmlns:wp14="http://schemas.microsoft.com/office/word/2010/wordprocessingDrawing" xmlns:wp="http://schemas.openxmlformats.org/drawingml/2006/wordprocessingDrawing" xmlns:w10="urn:schemas-microsoft-com:office:word" xmlns:w="http://schemas.openxmlformats.org/wordprocessingml/2006/main" xmlns:w14="http://schemas.microsoft.com/office/word/2010/wordml" xmlns:w15="http://schemas.microsoft.com/office/word/2012/wordml" xmlns:w16cex="http://schemas.microsoft.com/office/word/2018/wordml/cex" xmlns:w16cid="http://schemas.microsoft.com/office/word/2016/wordml/cid" xmlns:w16="http://schemas.microsoft.com/office/word/2018/wordml" xmlns:w16du="http://schemas.microsoft.com/office/word/2023/wordml/word16du" xmlns:w16sdtdh="http://schemas.microsoft.com/office/word/2020/wordml/sdtdatahash" xmlns:w16sdtfl="http://schemas.microsoft.com/office/word/2024/wordml/sdtformatlock" xmlns:w16se="http://schemas.microsoft.com/office/word/2015/wordml/symex" xmlns:wpg="http://schemas.microsoft.com/office/word/2010/wordprocessingGroup" xmlns:wpi="http://schemas.microsoft.com/office/word/2010/wordprocessingInk" xmlns:wne="http://schemas.microsoft.com/office/word/2006/wordml" xmlns:wps="http://schemas.microsoft.com/office/word/2010/wordprocessingShape" mc:Ignorable="w14 w15 w16se w16cid w16 w16cex w16sdtdh w16sdtfl w16du wp14">
   <w:p>
     <w:pPr>
       <w:pStyle w:val="Header"/>
@@ -2900,7 +2773,7 @@
 </file>
 
 <file path=word/numbering.xml><?xml version="1.0" encoding="utf-8"?>
-<w:numbering xmlns:wpc="http://schemas.microsoft.com/office/word/2010/wordprocessingCanvas" xmlns:cx="http://schemas.microsoft.com/office/drawing/2014/chartex" xmlns:cx1="http://schemas.microsoft.com/office/drawing/2015/9/8/chartex" xmlns:cx2="http://schemas.microsoft.com/office/drawing/2015/10/21/chartex" xmlns:cx3="http://schemas.microsoft.com/office/drawing/2016/5/9/chartex" xmlns:cx4="http://schemas.microsoft.com/office/drawing/2016/5/10/chartex" xmlns:cx5="http://schemas.microsoft.com/office/drawing/2016/5/11/chartex" xmlns:cx6="http://schemas.microsoft.com/office/drawing/2016/5/12/chartex" xmlns:cx7="http://schemas.microsoft.com/office/drawing/2016/5/13/chartex" xmlns:cx8="http://schemas.microsoft.com/office/drawing/2016/5/14/chartex" xmlns:mc="http://schemas.openxmlformats.org/markup-compatibility/2006" xmlns:aink="http://schemas.microsoft.com/office/drawing/2016/ink" xmlns:am3d="http://schemas.microsoft.com/office/drawing/2017/model3d" xmlns:o="urn:schemas-microsoft-com:office:office" xmlns:r="http://schemas.openxmlformats.org/officeDocument/2006/relationships" xmlns:m="http://schemas.openxmlformats.org/officeDocument/2006/math" xmlns:v="urn:schemas-microsoft-com:vml" xmlns:wp14="http://schemas.microsoft.com/office/word/2010/wordprocessingDrawing" xmlns:wp="http://schemas.openxmlformats.org/drawingml/2006/wordprocessingDrawing" xmlns:w10="urn:schemas-microsoft-com:office:word" xmlns:w="http://schemas.openxmlformats.org/wordprocessingml/2006/main" xmlns:w14="http://schemas.microsoft.com/office/word/2010/wordml" xmlns:w15="http://schemas.microsoft.com/office/word/2012/wordml" xmlns:w16cex="http://schemas.microsoft.com/office/word/2018/wordml/cex" xmlns:w16cid="http://schemas.microsoft.com/office/word/2016/wordml/cid" xmlns:w16="http://schemas.microsoft.com/office/word/2018/wordml" xmlns:w16sdtdh="http://schemas.microsoft.com/office/word/2020/wordml/sdtdatahash" xmlns:w16se="http://schemas.microsoft.com/office/word/2015/wordml/symex" xmlns:wpg="http://schemas.microsoft.com/office/word/2010/wordprocessingGroup" xmlns:wpi="http://schemas.microsoft.com/office/word/2010/wordprocessingInk" xmlns:wne="http://schemas.microsoft.com/office/word/2006/wordml" xmlns:wps="http://schemas.microsoft.com/office/word/2010/wordprocessingShape" mc:Ignorable="w14 w15 w16se w16cid w16 w16cex w16sdtdh wp14">
+<w:numbering xmlns:wpc="http://schemas.microsoft.com/office/word/2010/wordprocessingCanvas" xmlns:cx="http://schemas.microsoft.com/office/drawing/2014/chartex" xmlns:cx1="http://schemas.microsoft.com/office/drawing/2015/9/8/chartex" xmlns:cx2="http://schemas.microsoft.com/office/drawing/2015/10/21/chartex" xmlns:cx3="http://schemas.microsoft.com/office/drawing/2016/5/9/chartex" xmlns:cx4="http://schemas.microsoft.com/office/drawing/2016/5/10/chartex" xmlns:cx5="http://schemas.microsoft.com/office/drawing/2016/5/11/chartex" xmlns:cx6="http://schemas.microsoft.com/office/drawing/2016/5/12/chartex" xmlns:cx7="http://schemas.microsoft.com/office/drawing/2016/5/13/chartex" xmlns:cx8="http://schemas.microsoft.com/office/drawing/2016/5/14/chartex" xmlns:mc="http://schemas.openxmlformats.org/markup-compatibility/2006" xmlns:aink="http://schemas.microsoft.com/office/drawing/2016/ink" xmlns:am3d="http://schemas.microsoft.com/office/drawing/2017/model3d" xmlns:o="urn:schemas-microsoft-com:office:office" xmlns:oel="http://schemas.microsoft.com/office/2019/extlst" xmlns:r="http://schemas.openxmlformats.org/officeDocument/2006/relationships" xmlns:m="http://schemas.openxmlformats.org/officeDocument/2006/math" xmlns:v="urn:schemas-microsoft-com:vml" xmlns:wp14="http://schemas.microsoft.com/office/word/2010/wordprocessingDrawing" xmlns:wp="http://schemas.openxmlformats.org/drawingml/2006/wordprocessingDrawing" xmlns:w10="urn:schemas-microsoft-com:office:word" xmlns:w="http://schemas.openxmlformats.org/wordprocessingml/2006/main" xmlns:w14="http://schemas.microsoft.com/office/word/2010/wordml" xmlns:w15="http://schemas.microsoft.com/office/word/2012/wordml" xmlns:w16cex="http://schemas.microsoft.com/office/word/2018/wordml/cex" xmlns:w16cid="http://schemas.microsoft.com/office/word/2016/wordml/cid" xmlns:w16="http://schemas.microsoft.com/office/word/2018/wordml" xmlns:w16du="http://schemas.microsoft.com/office/word/2023/wordml/word16du" xmlns:w16sdtdh="http://schemas.microsoft.com/office/word/2020/wordml/sdtdatahash" xmlns:w16sdtfl="http://schemas.microsoft.com/office/word/2024/wordml/sdtformatlock" xmlns:w16se="http://schemas.microsoft.com/office/word/2015/wordml/symex" xmlns:wpg="http://schemas.microsoft.com/office/word/2010/wordprocessingGroup" xmlns:wpi="http://schemas.microsoft.com/office/word/2010/wordprocessingInk" xmlns:wne="http://schemas.microsoft.com/office/word/2006/wordml" xmlns:wps="http://schemas.microsoft.com/office/word/2010/wordprocessingShape" mc:Ignorable="w14 w15 w16se w16cid w16 w16cex w16sdtdh w16sdtfl w16du wp14">
   <w:abstractNum w:abstractNumId="0" w15:restartNumberingAfterBreak="0">
     <w:nsid w:val="FFFFFF89"/>
     <w:multiLevelType w:val="singleLevel"/>
@@ -9390,16 +9263,16 @@
       </w:rPr>
     </w:lvl>
   </w:abstractNum>
-  <w:num w:numId="1">
+  <w:num w:numId="1" w16cid:durableId="1075008583">
     <w:abstractNumId w:val="6"/>
   </w:num>
-  <w:num w:numId="2">
+  <w:num w:numId="2" w16cid:durableId="1534540547">
     <w:abstractNumId w:val="0"/>
   </w:num>
-  <w:num w:numId="3">
+  <w:num w:numId="3" w16cid:durableId="1356148723">
     <w:abstractNumId w:val="22"/>
   </w:num>
-  <w:num w:numId="4">
+  <w:num w:numId="4" w16cid:durableId="1233198210">
     <w:abstractNumId w:val="22"/>
     <w:lvlOverride w:ilvl="0">
       <w:startOverride w:val="1"/>
@@ -9429,163 +9302,163 @@
       <w:startOverride w:val="1"/>
     </w:lvlOverride>
   </w:num>
-  <w:num w:numId="5">
+  <w:num w:numId="5" w16cid:durableId="1253931202">
     <w:abstractNumId w:val="8"/>
   </w:num>
-  <w:num w:numId="6">
+  <w:num w:numId="6" w16cid:durableId="1859658477">
     <w:abstractNumId w:val="1"/>
   </w:num>
-  <w:num w:numId="7">
+  <w:num w:numId="7" w16cid:durableId="65885975">
     <w:abstractNumId w:val="10"/>
   </w:num>
-  <w:num w:numId="8">
+  <w:num w:numId="8" w16cid:durableId="824126447">
     <w:abstractNumId w:val="37"/>
   </w:num>
-  <w:num w:numId="9">
+  <w:num w:numId="9" w16cid:durableId="2060274655">
     <w:abstractNumId w:val="41"/>
   </w:num>
-  <w:num w:numId="10">
+  <w:num w:numId="10" w16cid:durableId="1420368577">
     <w:abstractNumId w:val="50"/>
   </w:num>
-  <w:num w:numId="11">
+  <w:num w:numId="11" w16cid:durableId="1644190551">
     <w:abstractNumId w:val="2"/>
   </w:num>
-  <w:num w:numId="12">
+  <w:num w:numId="12" w16cid:durableId="395594766">
     <w:abstractNumId w:val="42"/>
   </w:num>
-  <w:num w:numId="13">
+  <w:num w:numId="13" w16cid:durableId="1441219318">
     <w:abstractNumId w:val="13"/>
   </w:num>
-  <w:num w:numId="14">
+  <w:num w:numId="14" w16cid:durableId="224531656">
     <w:abstractNumId w:val="21"/>
   </w:num>
-  <w:num w:numId="15">
+  <w:num w:numId="15" w16cid:durableId="1088579971">
     <w:abstractNumId w:val="48"/>
   </w:num>
-  <w:num w:numId="16">
+  <w:num w:numId="16" w16cid:durableId="862717335">
     <w:abstractNumId w:val="35"/>
   </w:num>
-  <w:num w:numId="17">
+  <w:num w:numId="17" w16cid:durableId="1016035175">
     <w:abstractNumId w:val="4"/>
   </w:num>
-  <w:num w:numId="18">
+  <w:num w:numId="18" w16cid:durableId="34237578">
     <w:abstractNumId w:val="25"/>
   </w:num>
-  <w:num w:numId="19">
+  <w:num w:numId="19" w16cid:durableId="487984292">
     <w:abstractNumId w:val="31"/>
   </w:num>
-  <w:num w:numId="20">
+  <w:num w:numId="20" w16cid:durableId="1221862816">
     <w:abstractNumId w:val="49"/>
   </w:num>
-  <w:num w:numId="21">
+  <w:num w:numId="21" w16cid:durableId="301079233">
     <w:abstractNumId w:val="52"/>
   </w:num>
-  <w:num w:numId="22">
+  <w:num w:numId="22" w16cid:durableId="629559043">
     <w:abstractNumId w:val="17"/>
   </w:num>
-  <w:num w:numId="23">
+  <w:num w:numId="23" w16cid:durableId="2036998205">
     <w:abstractNumId w:val="14"/>
   </w:num>
-  <w:num w:numId="24">
+  <w:num w:numId="24" w16cid:durableId="1879926493">
     <w:abstractNumId w:val="32"/>
   </w:num>
-  <w:num w:numId="25">
+  <w:num w:numId="25" w16cid:durableId="1612515641">
     <w:abstractNumId w:val="55"/>
   </w:num>
-  <w:num w:numId="26">
+  <w:num w:numId="26" w16cid:durableId="463306074">
     <w:abstractNumId w:val="26"/>
   </w:num>
-  <w:num w:numId="27">
+  <w:num w:numId="27" w16cid:durableId="713891901">
     <w:abstractNumId w:val="16"/>
   </w:num>
-  <w:num w:numId="28">
+  <w:num w:numId="28" w16cid:durableId="679624109">
     <w:abstractNumId w:val="36"/>
   </w:num>
-  <w:num w:numId="29">
+  <w:num w:numId="29" w16cid:durableId="1284843962">
     <w:abstractNumId w:val="47"/>
   </w:num>
-  <w:num w:numId="30">
+  <w:num w:numId="30" w16cid:durableId="395393779">
     <w:abstractNumId w:val="38"/>
   </w:num>
-  <w:num w:numId="31">
+  <w:num w:numId="31" w16cid:durableId="1846823458">
     <w:abstractNumId w:val="45"/>
   </w:num>
-  <w:num w:numId="32">
+  <w:num w:numId="32" w16cid:durableId="287853882">
     <w:abstractNumId w:val="15"/>
   </w:num>
-  <w:num w:numId="33">
+  <w:num w:numId="33" w16cid:durableId="72050838">
     <w:abstractNumId w:val="12"/>
   </w:num>
-  <w:num w:numId="34">
+  <w:num w:numId="34" w16cid:durableId="334845450">
     <w:abstractNumId w:val="11"/>
   </w:num>
-  <w:num w:numId="35">
+  <w:num w:numId="35" w16cid:durableId="183641730">
     <w:abstractNumId w:val="30"/>
   </w:num>
-  <w:num w:numId="36">
+  <w:num w:numId="36" w16cid:durableId="1962877942">
     <w:abstractNumId w:val="19"/>
   </w:num>
-  <w:num w:numId="37">
+  <w:num w:numId="37" w16cid:durableId="482813209">
     <w:abstractNumId w:val="40"/>
   </w:num>
-  <w:num w:numId="38">
+  <w:num w:numId="38" w16cid:durableId="36201858">
     <w:abstractNumId w:val="29"/>
   </w:num>
-  <w:num w:numId="39">
+  <w:num w:numId="39" w16cid:durableId="281616954">
     <w:abstractNumId w:val="27"/>
   </w:num>
-  <w:num w:numId="40">
+  <w:num w:numId="40" w16cid:durableId="1785803226">
     <w:abstractNumId w:val="43"/>
   </w:num>
-  <w:num w:numId="41">
+  <w:num w:numId="41" w16cid:durableId="653950116">
     <w:abstractNumId w:val="9"/>
   </w:num>
-  <w:num w:numId="42">
+  <w:num w:numId="42" w16cid:durableId="1693724915">
     <w:abstractNumId w:val="18"/>
   </w:num>
-  <w:num w:numId="43">
+  <w:num w:numId="43" w16cid:durableId="796266385">
     <w:abstractNumId w:val="53"/>
   </w:num>
-  <w:num w:numId="44">
+  <w:num w:numId="44" w16cid:durableId="795563831">
     <w:abstractNumId w:val="33"/>
   </w:num>
-  <w:num w:numId="45">
+  <w:num w:numId="45" w16cid:durableId="1282540888">
     <w:abstractNumId w:val="28"/>
   </w:num>
-  <w:num w:numId="46">
+  <w:num w:numId="46" w16cid:durableId="1574392947">
     <w:abstractNumId w:val="51"/>
   </w:num>
-  <w:num w:numId="47">
+  <w:num w:numId="47" w16cid:durableId="1595748146">
     <w:abstractNumId w:val="46"/>
   </w:num>
-  <w:num w:numId="48">
+  <w:num w:numId="48" w16cid:durableId="2049911403">
     <w:abstractNumId w:val="7"/>
   </w:num>
-  <w:num w:numId="49">
+  <w:num w:numId="49" w16cid:durableId="1141923643">
     <w:abstractNumId w:val="23"/>
   </w:num>
-  <w:num w:numId="50">
+  <w:num w:numId="50" w16cid:durableId="1892233379">
     <w:abstractNumId w:val="5"/>
   </w:num>
-  <w:num w:numId="51">
+  <w:num w:numId="51" w16cid:durableId="530270141">
     <w:abstractNumId w:val="54"/>
   </w:num>
-  <w:num w:numId="52">
+  <w:num w:numId="52" w16cid:durableId="1264342072">
     <w:abstractNumId w:val="20"/>
   </w:num>
-  <w:num w:numId="53">
+  <w:num w:numId="53" w16cid:durableId="840925102">
     <w:abstractNumId w:val="24"/>
   </w:num>
-  <w:num w:numId="54">
+  <w:num w:numId="54" w16cid:durableId="1801075013">
     <w:abstractNumId w:val="34"/>
   </w:num>
-  <w:num w:numId="55">
+  <w:num w:numId="55" w16cid:durableId="613756893">
     <w:abstractNumId w:val="44"/>
   </w:num>
-  <w:num w:numId="56">
+  <w:num w:numId="56" w16cid:durableId="1620529122">
     <w:abstractNumId w:val="3"/>
   </w:num>
-  <w:num w:numId="57">
+  <w:num w:numId="57" w16cid:durableId="1242250097">
     <w:abstractNumId w:val="39"/>
   </w:num>
   <w:numIdMacAtCleanup w:val="56"/>
@@ -9593,7 +9466,7 @@
 </file>
 
 <file path=word/styles.xml><?xml version="1.0" encoding="utf-8"?>
-<w:styles xmlns:mc="http://schemas.openxmlformats.org/markup-compatibility/2006" xmlns:r="http://schemas.openxmlformats.org/officeDocument/2006/relationships" xmlns:w="http://schemas.openxmlformats.org/wordprocessingml/2006/main" xmlns:w14="http://schemas.microsoft.com/office/word/2010/wordml" xmlns:w15="http://schemas.microsoft.com/office/word/2012/wordml" xmlns:w16cex="http://schemas.microsoft.com/office/word/2018/wordml/cex" xmlns:w16cid="http://schemas.microsoft.com/office/word/2016/wordml/cid" xmlns:w16="http://schemas.microsoft.com/office/word/2018/wordml" xmlns:w16sdtdh="http://schemas.microsoft.com/office/word/2020/wordml/sdtdatahash" xmlns:w16se="http://schemas.microsoft.com/office/word/2015/wordml/symex" mc:Ignorable="w14 w15 w16se w16cid w16 w16cex w16sdtdh">
+<w:styles xmlns:mc="http://schemas.openxmlformats.org/markup-compatibility/2006" xmlns:r="http://schemas.openxmlformats.org/officeDocument/2006/relationships" xmlns:w="http://schemas.openxmlformats.org/wordprocessingml/2006/main" xmlns:w14="http://schemas.microsoft.com/office/word/2010/wordml" xmlns:w15="http://schemas.microsoft.com/office/word/2012/wordml" xmlns:w16cex="http://schemas.microsoft.com/office/word/2018/wordml/cex" xmlns:w16cid="http://schemas.microsoft.com/office/word/2016/wordml/cid" xmlns:w16="http://schemas.microsoft.com/office/word/2018/wordml" xmlns:w16du="http://schemas.microsoft.com/office/word/2023/wordml/word16du" xmlns:w16sdtdh="http://schemas.microsoft.com/office/word/2020/wordml/sdtdatahash" xmlns:w16sdtfl="http://schemas.microsoft.com/office/word/2024/wordml/sdtformatlock" xmlns:w16se="http://schemas.microsoft.com/office/word/2015/wordml/symex" mc:Ignorable="w14 w15 w16se w16cid w16 w16cex w16sdtdh w16sdtfl w16du">
   <w:docDefaults>
     <w:rPrDefault>
       <w:rPr>
